--- a/docs/2068_Leap_Users_Manual.docx
+++ b/docs/2068_Leap_Users_Manual.docx
@@ -38,7 +38,7 @@
         <w:rPr>
           <w:i/>
         </w:rPr>
-        <w:t>Release 1 Beta • 2026-09-01</w:t>
+        <w:t>Release 1 Beta • 2026-09-14</w:t>
       </w:r>
     </w:p>
     <w:p>
@@ -4775,7 +4775,73 @@
           </w:p>
         </w:tc>
       </w:tr>
+      <w:tr>
+        <w:tc>
+          <w:tcPr>
+            <w:tcW w:type="dxa" w:w="5040"/>
+          </w:tcPr>
+          <w:p>
+            <w:r/>
+            <w:r>
+              <w:rPr>
+                <w:rStyle w:val="CodeInline"/>
+              </w:rPr>
+              <w:t>LPRINT &lt;expr&gt;</w:t>
+            </w:r>
+            <w:r/>
+          </w:p>
+        </w:tc>
+        <w:tc>
+          <w:tcPr>
+            <w:tcW w:type="dxa" w:w="5040"/>
+          </w:tcPr>
+          <w:p>
+            <w:r>
+              <w:t xml:space="preserve">Same one-expression rule as </w:t>
+            </w:r>
+            <w:r>
+              <w:rPr>
+                <w:rStyle w:val="CodeInline"/>
+              </w:rPr>
+              <w:t>PRINT</w:t>
+            </w:r>
+            <w:r>
+              <w:t>, but sends the text to a real ZX Printer over the printer port instead of the screen</w:t>
+            </w:r>
+          </w:p>
+        </w:tc>
+      </w:tr>
     </w:tbl>
+    <w:p>
+      <w:r/>
+      <w:r>
+        <w:rPr>
+          <w:b/>
+        </w:rPr>
+        <w:t>With no ZX Printer actually connected, `LPRINT` (and `LLIST` — see [Immediate commands](#15-immediate-commands)) never return</w:t>
+      </w:r>
+      <w:r>
+        <w:t xml:space="preserve"> — the program just stops there. This matches real Sinclair BASIC's own documented behavior on real hardware with nothing plugged in; it is not a bug. Only use </w:t>
+      </w:r>
+      <w:r>
+        <w:rPr>
+          <w:rStyle w:val="CodeInline"/>
+        </w:rPr>
+        <w:t>LPRINT</w:t>
+      </w:r>
+      <w:r>
+        <w:t>/</w:t>
+      </w:r>
+      <w:r>
+        <w:rPr>
+          <w:rStyle w:val="CodeInline"/>
+        </w:rPr>
+        <w:t>LLIST</w:t>
+      </w:r>
+      <w:r>
+        <w:t xml:space="preserve"> when a real (or emulated) ZX Printer is actually attached.</w:t>
+      </w:r>
+    </w:p>
     <w:p>
       <w:r/>
       <w:r>
@@ -8623,6 +8689,43 @@
               <w:rPr>
                 <w:rStyle w:val="CodeInline"/>
               </w:rPr>
+              <w:t>LLIST</w:t>
+            </w:r>
+            <w:r/>
+          </w:p>
+        </w:tc>
+        <w:tc>
+          <w:tcPr>
+            <w:tcW w:type="dxa" w:w="5040"/>
+          </w:tcPr>
+          <w:p>
+            <w:r>
+              <w:t xml:space="preserve">Prints every stored program statement to a real ZX Printer, one per line, in program order — no argument, no line numbers (this dialect has none). Hangs if no printer is attached — see </w:t>
+            </w:r>
+            <w:hyperlink w:anchor="md_8_screen_output" w:history="1">
+              <w:r>
+                <w:rPr>
+                  <w:color w:val="1F4E79"/>
+                  <w:u w:val="single"/>
+                </w:rPr>
+                <w:t>Screen output</w:t>
+              </w:r>
+            </w:hyperlink>
+            <w:r/>
+          </w:p>
+        </w:tc>
+      </w:tr>
+      <w:tr>
+        <w:tc>
+          <w:tcPr>
+            <w:tcW w:type="dxa" w:w="5040"/>
+          </w:tcPr>
+          <w:p>
+            <w:r/>
+            <w:r>
+              <w:rPr>
+                <w:rStyle w:val="CodeInline"/>
+              </w:rPr>
               <w:t>EDIT &lt;label&gt;</w:t>
             </w:r>
             <w:r/>
@@ -11693,6 +11796,41 @@
               <w:rPr>
                 <w:rStyle w:val="CodeInline"/>
               </w:rPr>
+              <w:t>LLIST</w:t>
+            </w:r>
+            <w:r/>
+          </w:p>
+        </w:tc>
+        <w:tc>
+          <w:tcPr>
+            <w:tcW w:type="dxa" w:w="5040"/>
+          </w:tcPr>
+          <w:p>
+            <w:r/>
+            <w:hyperlink w:anchor="md_15_immediate_commands" w:history="1">
+              <w:r>
+                <w:rPr>
+                  <w:color w:val="1F4E79"/>
+                  <w:u w:val="single"/>
+                </w:rPr>
+                <w:t>15</w:t>
+              </w:r>
+            </w:hyperlink>
+            <w:r/>
+          </w:p>
+        </w:tc>
+      </w:tr>
+      <w:tr>
+        <w:tc>
+          <w:tcPr>
+            <w:tcW w:type="dxa" w:w="5040"/>
+          </w:tcPr>
+          <w:p>
+            <w:r/>
+            <w:r>
+              <w:rPr>
+                <w:rStyle w:val="CodeInline"/>
+              </w:rPr>
               <w:t>LOAD</w:t>
             </w:r>
             <w:r/>
@@ -11711,6 +11849,41 @@
                   <w:u w:val="single"/>
                 </w:rPr>
                 <w:t>3</w:t>
+              </w:r>
+            </w:hyperlink>
+            <w:r/>
+          </w:p>
+        </w:tc>
+      </w:tr>
+      <w:tr>
+        <w:tc>
+          <w:tcPr>
+            <w:tcW w:type="dxa" w:w="5040"/>
+          </w:tcPr>
+          <w:p>
+            <w:r/>
+            <w:r>
+              <w:rPr>
+                <w:rStyle w:val="CodeInline"/>
+              </w:rPr>
+              <w:t>LPRINT</w:t>
+            </w:r>
+            <w:r/>
+          </w:p>
+        </w:tc>
+        <w:tc>
+          <w:tcPr>
+            <w:tcW w:type="dxa" w:w="5040"/>
+          </w:tcPr>
+          <w:p>
+            <w:r/>
+            <w:hyperlink w:anchor="md_8_screen_output" w:history="1">
+              <w:r>
+                <w:rPr>
+                  <w:color w:val="1F4E79"/>
+                  <w:u w:val="single"/>
+                </w:rPr>
+                <w:t>8</w:t>
               </w:r>
             </w:hyperlink>
             <w:r/>
